--- a/docs/众源感知解译工具测试文档.docx
+++ b/docs/众源感知解译工具测试文档.docx
@@ -123,7 +123,7 @@
                 <w:color w:val="1a1a1a"/>
                 <w:sz w:val="22"/>
               </w:rPr>
-              <w:t>v0.5.1</w:t>
+              <w:t>v0.5.3</w:t>
             </w:r>
           </w:p>
         </w:tc>
@@ -826,7 +826,7 @@
           <w:color w:val="1a1a1a"/>
           <w:sz w:val="24"/>
         </w:rPr>
-        <w:t>验证 v0.5.1 版本在车载影像解译、正射影像标线提取、变化比对三大功能上的正确性与稳定性，验证成果格式的可用性与双平台交付包的完整性，为版本发布提供依据。</w:t>
+        <w:t>验证 v0.5.3 版本在车载影像解译、正射影像标线提取、变化比对三大功能上的正确性与稳定性，验证成果格式的可用性与双平台交付包的完整性，为版本发布提供依据。</w:t>
       </w:r>
     </w:p>
     <w:p>
@@ -2139,6 +2139,111 @@
                 <w:sz w:val="21"/>
               </w:rPr>
               <w:t>打包构建与产物校验</w:t>
+            </w:r>
+          </w:p>
+        </w:tc>
+      </w:tr>
+      <w:tr>
+        <w:trPr/>
+        <w:tc>
+          <w:tcPr>
+            <w:tcW w:w="2159" w:type="dxa"/>
+            <w:tcBorders>
+              <w:top w:val="single" w:color="c9d2de" w:sz="6"/>
+              <w:left w:val="single" w:color="c9d2de" w:sz="6"/>
+              <w:bottom w:val="single" w:color="c9d2de" w:sz="6"/>
+              <w:right w:val="single" w:color="c9d2de" w:sz="6"/>
+            </w:tcBorders>
+            <w:shd w:val="clear" w:fill="f2f5f9"/>
+            <w:tcMar>
+              <w:top w:w="90" w:type="dxa"/>
+              <w:left w:w="150" w:type="dxa"/>
+              <w:bottom w:w="90" w:type="dxa"/>
+              <w:right w:w="150" w:type="dxa"/>
+            </w:tcMar>
+            <w:vAlign w:val="top"/>
+          </w:tcPr>
+          <w:p>
+            <w:pPr>
+              <w:rPr>
+                <w:color w:val="1a1a1a"/>
+              </w:rPr>
+            </w:pPr>
+            <w:r>
+              <w:rPr>
+                <w:rFonts w:hint="eastAsia" w:ascii="SimSun" w:hAnsi="SimSun" w:eastAsia="SimSun" w:cs="SimSun"/>
+                <w:color w:val="1a1a1a"/>
+                <w:sz w:val="21"/>
+              </w:rPr>
+              <w:t>Windows 真机验证环境</w:t>
+            </w:r>
+          </w:p>
+        </w:tc>
+        <w:tc>
+          <w:tcPr>
+            <w:tcW w:w="3488" w:type="dxa"/>
+            <w:tcBorders>
+              <w:top w:val="single" w:color="c9d2de" w:sz="6"/>
+              <w:left w:val="single" w:color="c9d2de" w:sz="6"/>
+              <w:bottom w:val="single" w:color="c9d2de" w:sz="6"/>
+              <w:right w:val="single" w:color="c9d2de" w:sz="6"/>
+            </w:tcBorders>
+            <w:shd w:val="clear" w:fill="f2f5f9"/>
+            <w:tcMar>
+              <w:top w:w="90" w:type="dxa"/>
+              <w:left w:w="150" w:type="dxa"/>
+              <w:bottom w:w="90" w:type="dxa"/>
+              <w:right w:w="150" w:type="dxa"/>
+            </w:tcMar>
+            <w:vAlign w:val="top"/>
+          </w:tcPr>
+          <w:p>
+            <w:pPr>
+              <w:rPr>
+                <w:color w:val="1a1a1a"/>
+              </w:rPr>
+            </w:pPr>
+            <w:r>
+              <w:rPr>
+                <w:rFonts w:hint="eastAsia" w:ascii="SimSun" w:hAnsi="SimSun" w:eastAsia="SimSun" w:cs="SimSun"/>
+                <w:color w:val="1a1a1a"/>
+                <w:sz w:val="21"/>
+              </w:rPr>
+              <w:t>Windows 10/11 x64，系统缩放 125%–150%</w:t>
+            </w:r>
+          </w:p>
+        </w:tc>
+        <w:tc>
+          <w:tcPr>
+            <w:tcW w:w="2659" w:type="dxa"/>
+            <w:tcBorders>
+              <w:top w:val="single" w:color="c9d2de" w:sz="6"/>
+              <w:left w:val="single" w:color="c9d2de" w:sz="6"/>
+              <w:bottom w:val="single" w:color="c9d2de" w:sz="6"/>
+              <w:right w:val="single" w:color="c9d2de" w:sz="6"/>
+            </w:tcBorders>
+            <w:shd w:val="clear" w:fill="f2f5f9"/>
+            <w:tcMar>
+              <w:top w:w="90" w:type="dxa"/>
+              <w:left w:w="150" w:type="dxa"/>
+              <w:bottom w:w="90" w:type="dxa"/>
+              <w:right w:w="150" w:type="dxa"/>
+            </w:tcMar>
+            <w:vAlign w:val="top"/>
+          </w:tcPr>
+          <w:p>
+            <w:pPr>
+              <w:rPr>
+                <w:color w:val="1a1a1a"/>
+              </w:rPr>
+            </w:pPr>
+            <w:r>
+              <w:rPr>
+                <w:rFonts w:hint="eastAsia" w:ascii="SimSun" w:hAnsi="SimSun" w:eastAsia="SimSun" w:cs="SimSun"/>
+                <w:color w:val="1a1a1a"/>
+                <w:sz w:val="21"/>
+              </w:rPr>
+              <w:t>真机界面、输出与预览验证</w:t>
             </w:r>
           </w:p>
         </w:tc>
@@ -3793,7 +3898,142 @@
                 <w:color w:val="1a1a1a"/>
                 <w:sz w:val="21"/>
               </w:rPr>
-              <w:t>输出目录生成时间戳命名的日志，含参数、明细、分类统计与汇总</w:t>
+              <w:t>输出目录生成 运行日志_时间戳.log，含参数、逐文件明细、分类统计与汇总</w:t>
+            </w:r>
+          </w:p>
+        </w:tc>
+        <w:tc>
+          <w:tcPr>
+            <w:tcW w:w="996" w:type="dxa"/>
+            <w:tcBorders>
+              <w:top w:val="single" w:color="c9d2de" w:sz="6"/>
+              <w:left w:val="single" w:color="c9d2de" w:sz="6"/>
+              <w:bottom w:val="single" w:color="c9d2de" w:sz="6"/>
+              <w:right w:val="single" w:color="c9d2de" w:sz="6"/>
+            </w:tcBorders>
+            <w:tcMar>
+              <w:top w:w="90" w:type="dxa"/>
+              <w:left w:w="150" w:type="dxa"/>
+              <w:bottom w:w="90" w:type="dxa"/>
+              <w:right w:w="150" w:type="dxa"/>
+            </w:tcMar>
+            <w:vAlign w:val="top"/>
+          </w:tcPr>
+          <w:p>
+            <w:pPr>
+              <w:rPr>
+                <w:color w:val="1a1a1a"/>
+              </w:rPr>
+            </w:pPr>
+            <w:r>
+              <w:rPr>
+                <w:rFonts w:hint="eastAsia" w:ascii="SimSun" w:hAnsi="SimSun" w:eastAsia="SimSun" w:cs="SimSun"/>
+                <w:color w:val="1a1a1a"/>
+                <w:sz w:val="21"/>
+              </w:rPr>
+              <w:t>通过</w:t>
+            </w:r>
+          </w:p>
+        </w:tc>
+      </w:tr>
+      <w:tr>
+        <w:trPr/>
+        <w:tc>
+          <w:tcPr>
+            <w:tcW w:w="996" w:type="dxa"/>
+            <w:tcBorders>
+              <w:top w:val="single" w:color="c9d2de" w:sz="6"/>
+              <w:left w:val="single" w:color="c9d2de" w:sz="6"/>
+              <w:bottom w:val="single" w:color="c9d2de" w:sz="6"/>
+              <w:right w:val="single" w:color="c9d2de" w:sz="6"/>
+            </w:tcBorders>
+            <w:tcMar>
+              <w:top w:w="90" w:type="dxa"/>
+              <w:left w:w="150" w:type="dxa"/>
+              <w:bottom w:w="90" w:type="dxa"/>
+              <w:right w:w="150" w:type="dxa"/>
+            </w:tcMar>
+            <w:vAlign w:val="top"/>
+          </w:tcPr>
+          <w:p>
+            <w:pPr>
+              <w:rPr>
+                <w:color w:val="1a1a1a"/>
+              </w:rPr>
+            </w:pPr>
+            <w:r>
+              <w:rPr>
+                <w:rFonts w:ascii="SimSun" w:hAnsi="SimSun" w:eastAsia="SimSun" w:cs="SimSun"/>
+                <w:color w:val="1a1a1a"/>
+                <w:sz w:val="21"/>
+              </w:rPr>
+              <w:t>T-110</w:t>
+            </w:r>
+          </w:p>
+        </w:tc>
+        <w:tc>
+          <w:tcPr>
+            <w:tcW w:w="1827" w:type="dxa"/>
+            <w:tcBorders>
+              <w:top w:val="single" w:color="c9d2de" w:sz="6"/>
+              <w:left w:val="single" w:color="c9d2de" w:sz="6"/>
+              <w:bottom w:val="single" w:color="c9d2de" w:sz="6"/>
+              <w:right w:val="single" w:color="c9d2de" w:sz="6"/>
+            </w:tcBorders>
+            <w:tcMar>
+              <w:top w:w="90" w:type="dxa"/>
+              <w:left w:w="150" w:type="dxa"/>
+              <w:bottom w:w="90" w:type="dxa"/>
+              <w:right w:w="150" w:type="dxa"/>
+            </w:tcMar>
+            <w:vAlign w:val="top"/>
+          </w:tcPr>
+          <w:p>
+            <w:pPr>
+              <w:rPr>
+                <w:color w:val="1a1a1a"/>
+              </w:rPr>
+            </w:pPr>
+            <w:r>
+              <w:rPr>
+                <w:rFonts w:hint="eastAsia" w:ascii="SimSun" w:hAnsi="SimSun" w:eastAsia="SimSun" w:cs="SimSun"/>
+                <w:color w:val="1a1a1a"/>
+                <w:sz w:val="21"/>
+              </w:rPr>
+              <w:t>中文输出路径</w:t>
+            </w:r>
+          </w:p>
+        </w:tc>
+        <w:tc>
+          <w:tcPr>
+            <w:tcW w:w="4487" w:type="dxa"/>
+            <w:tcBorders>
+              <w:top w:val="single" w:color="c9d2de" w:sz="6"/>
+              <w:left w:val="single" w:color="c9d2de" w:sz="6"/>
+              <w:bottom w:val="single" w:color="c9d2de" w:sz="6"/>
+              <w:right w:val="single" w:color="c9d2de" w:sz="6"/>
+            </w:tcBorders>
+            <w:tcMar>
+              <w:top w:w="90" w:type="dxa"/>
+              <w:left w:w="150" w:type="dxa"/>
+              <w:bottom w:w="90" w:type="dxa"/>
+              <w:right w:w="150" w:type="dxa"/>
+            </w:tcMar>
+            <w:vAlign w:val="top"/>
+          </w:tcPr>
+          <w:p>
+            <w:pPr>
+              <w:rPr>
+                <w:color w:val="1a1a1a"/>
+              </w:rPr>
+            </w:pPr>
+            <w:r>
+              <w:rPr>
+                <w:rFonts w:hint="eastAsia" w:ascii="SimSun" w:hAnsi="SimSun" w:eastAsia="SimSun" w:cs="SimSun"/>
+                <w:color w:val="1a1a1a"/>
+                <w:sz w:val="21"/>
+              </w:rPr>
+              <w:t>输出目录与影像文件名含中文时，预览图落盘命名正常、无乱码，结果区可正常预览</w:t>
             </w:r>
           </w:p>
         </w:tc>
@@ -5264,6 +5504,141 @@
           </w:p>
         </w:tc>
       </w:tr>
+      <w:tr>
+        <w:trPr/>
+        <w:tc>
+          <w:tcPr>
+            <w:tcW w:w="996" w:type="dxa"/>
+            <w:tcBorders>
+              <w:top w:val="single" w:color="c9d2de" w:sz="6"/>
+              <w:left w:val="single" w:color="c9d2de" w:sz="6"/>
+              <w:bottom w:val="single" w:color="c9d2de" w:sz="6"/>
+              <w:right w:val="single" w:color="c9d2de" w:sz="6"/>
+            </w:tcBorders>
+            <w:tcMar>
+              <w:top w:w="90" w:type="dxa"/>
+              <w:left w:w="150" w:type="dxa"/>
+              <w:bottom w:w="90" w:type="dxa"/>
+              <w:right w:w="150" w:type="dxa"/>
+            </w:tcMar>
+            <w:vAlign w:val="top"/>
+          </w:tcPr>
+          <w:p>
+            <w:pPr>
+              <w:rPr>
+                <w:color w:val="1a1a1a"/>
+              </w:rPr>
+            </w:pPr>
+            <w:r>
+              <w:rPr>
+                <w:rFonts w:ascii="SimSun" w:hAnsi="SimSun" w:eastAsia="SimSun" w:cs="SimSun"/>
+                <w:color w:val="1a1a1a"/>
+                <w:sz w:val="21"/>
+              </w:rPr>
+              <w:t>T-210</w:t>
+            </w:r>
+          </w:p>
+        </w:tc>
+        <w:tc>
+          <w:tcPr>
+            <w:tcW w:w="1827" w:type="dxa"/>
+            <w:tcBorders>
+              <w:top w:val="single" w:color="c9d2de" w:sz="6"/>
+              <w:left w:val="single" w:color="c9d2de" w:sz="6"/>
+              <w:bottom w:val="single" w:color="c9d2de" w:sz="6"/>
+              <w:right w:val="single" w:color="c9d2de" w:sz="6"/>
+            </w:tcBorders>
+            <w:tcMar>
+              <w:top w:w="90" w:type="dxa"/>
+              <w:left w:w="150" w:type="dxa"/>
+              <w:bottom w:w="90" w:type="dxa"/>
+              <w:right w:w="150" w:type="dxa"/>
+            </w:tcMar>
+            <w:vAlign w:val="top"/>
+          </w:tcPr>
+          <w:p>
+            <w:pPr>
+              <w:rPr>
+                <w:color w:val="1a1a1a"/>
+              </w:rPr>
+            </w:pPr>
+            <w:r>
+              <w:rPr>
+                <w:rFonts w:hint="eastAsia" w:ascii="SimSun" w:hAnsi="SimSun" w:eastAsia="SimSun" w:cs="SimSun"/>
+                <w:color w:val="1a1a1a"/>
+                <w:sz w:val="21"/>
+              </w:rPr>
+              <w:t>中文路径预览</w:t>
+            </w:r>
+          </w:p>
+        </w:tc>
+        <w:tc>
+          <w:tcPr>
+            <w:tcW w:w="4487" w:type="dxa"/>
+            <w:tcBorders>
+              <w:top w:val="single" w:color="c9d2de" w:sz="6"/>
+              <w:left w:val="single" w:color="c9d2de" w:sz="6"/>
+              <w:bottom w:val="single" w:color="c9d2de" w:sz="6"/>
+              <w:right w:val="single" w:color="c9d2de" w:sz="6"/>
+            </w:tcBorders>
+            <w:tcMar>
+              <w:top w:w="90" w:type="dxa"/>
+              <w:left w:w="150" w:type="dxa"/>
+              <w:bottom w:w="90" w:type="dxa"/>
+              <w:right w:w="150" w:type="dxa"/>
+            </w:tcMar>
+            <w:vAlign w:val="top"/>
+          </w:tcPr>
+          <w:p>
+            <w:pPr>
+              <w:rPr>
+                <w:color w:val="1a1a1a"/>
+              </w:rPr>
+            </w:pPr>
+            <w:r>
+              <w:rPr>
+                <w:rFonts w:hint="eastAsia" w:ascii="SimSun" w:hAnsi="SimSun" w:eastAsia="SimSun" w:cs="SimSun"/>
+                <w:color w:val="1a1a1a"/>
+                <w:sz w:val="21"/>
+              </w:rPr>
+              <w:t>输出目录含中文时，叠加预览图正常生成、落盘命名正确并可预览</w:t>
+            </w:r>
+          </w:p>
+        </w:tc>
+        <w:tc>
+          <w:tcPr>
+            <w:tcW w:w="996" w:type="dxa"/>
+            <w:tcBorders>
+              <w:top w:val="single" w:color="c9d2de" w:sz="6"/>
+              <w:left w:val="single" w:color="c9d2de" w:sz="6"/>
+              <w:bottom w:val="single" w:color="c9d2de" w:sz="6"/>
+              <w:right w:val="single" w:color="c9d2de" w:sz="6"/>
+            </w:tcBorders>
+            <w:tcMar>
+              <w:top w:w="90" w:type="dxa"/>
+              <w:left w:w="150" w:type="dxa"/>
+              <w:bottom w:w="90" w:type="dxa"/>
+              <w:right w:w="150" w:type="dxa"/>
+            </w:tcMar>
+            <w:vAlign w:val="top"/>
+          </w:tcPr>
+          <w:p>
+            <w:pPr>
+              <w:rPr>
+                <w:color w:val="1a1a1a"/>
+              </w:rPr>
+            </w:pPr>
+            <w:r>
+              <w:rPr>
+                <w:rFonts w:hint="eastAsia" w:ascii="SimSun" w:hAnsi="SimSun" w:eastAsia="SimSun" w:cs="SimSun"/>
+                <w:color w:val="1a1a1a"/>
+                <w:sz w:val="21"/>
+              </w:rPr>
+              <w:t>通过</w:t>
+            </w:r>
+          </w:p>
+        </w:tc>
+      </w:tr>
     </w:tbl>
     <w:p>
       <w:pPr>
@@ -6288,6 +6663,145 @@
           </w:p>
         </w:tc>
       </w:tr>
+      <w:tr>
+        <w:trPr/>
+        <w:tc>
+          <w:tcPr>
+            <w:tcW w:w="996" w:type="dxa"/>
+            <w:tcBorders>
+              <w:top w:val="single" w:color="c9d2de" w:sz="6"/>
+              <w:left w:val="single" w:color="c9d2de" w:sz="6"/>
+              <w:bottom w:val="single" w:color="c9d2de" w:sz="6"/>
+              <w:right w:val="single" w:color="c9d2de" w:sz="6"/>
+            </w:tcBorders>
+            <w:shd w:val="clear" w:fill="f2f5f9"/>
+            <w:tcMar>
+              <w:top w:w="90" w:type="dxa"/>
+              <w:left w:w="150" w:type="dxa"/>
+              <w:bottom w:w="90" w:type="dxa"/>
+              <w:right w:w="150" w:type="dxa"/>
+            </w:tcMar>
+            <w:vAlign w:val="top"/>
+          </w:tcPr>
+          <w:p>
+            <w:pPr>
+              <w:rPr>
+                <w:color w:val="1a1a1a"/>
+              </w:rPr>
+            </w:pPr>
+            <w:r>
+              <w:rPr>
+                <w:rFonts w:ascii="SimSun" w:hAnsi="SimSun" w:eastAsia="SimSun" w:cs="SimSun"/>
+                <w:color w:val="1a1a1a"/>
+                <w:sz w:val="21"/>
+              </w:rPr>
+              <w:t>T-307</w:t>
+            </w:r>
+          </w:p>
+        </w:tc>
+        <w:tc>
+          <w:tcPr>
+            <w:tcW w:w="1827" w:type="dxa"/>
+            <w:tcBorders>
+              <w:top w:val="single" w:color="c9d2de" w:sz="6"/>
+              <w:left w:val="single" w:color="c9d2de" w:sz="6"/>
+              <w:bottom w:val="single" w:color="c9d2de" w:sz="6"/>
+              <w:right w:val="single" w:color="c9d2de" w:sz="6"/>
+            </w:tcBorders>
+            <w:shd w:val="clear" w:fill="f2f5f9"/>
+            <w:tcMar>
+              <w:top w:w="90" w:type="dxa"/>
+              <w:left w:w="150" w:type="dxa"/>
+              <w:bottom w:w="90" w:type="dxa"/>
+              <w:right w:w="150" w:type="dxa"/>
+            </w:tcMar>
+            <w:vAlign w:val="top"/>
+          </w:tcPr>
+          <w:p>
+            <w:pPr>
+              <w:rPr>
+                <w:color w:val="1a1a1a"/>
+              </w:rPr>
+            </w:pPr>
+            <w:r>
+              <w:rPr>
+                <w:rFonts w:hint="eastAsia" w:ascii="SimSun" w:hAnsi="SimSun" w:eastAsia="SimSun" w:cs="SimSun"/>
+                <w:color w:val="1a1a1a"/>
+                <w:sz w:val="21"/>
+              </w:rPr>
+              <w:t>中文路径预览</w:t>
+            </w:r>
+          </w:p>
+        </w:tc>
+        <w:tc>
+          <w:tcPr>
+            <w:tcW w:w="4487" w:type="dxa"/>
+            <w:tcBorders>
+              <w:top w:val="single" w:color="c9d2de" w:sz="6"/>
+              <w:left w:val="single" w:color="c9d2de" w:sz="6"/>
+              <w:bottom w:val="single" w:color="c9d2de" w:sz="6"/>
+              <w:right w:val="single" w:color="c9d2de" w:sz="6"/>
+            </w:tcBorders>
+            <w:shd w:val="clear" w:fill="f2f5f9"/>
+            <w:tcMar>
+              <w:top w:w="90" w:type="dxa"/>
+              <w:left w:w="150" w:type="dxa"/>
+              <w:bottom w:w="90" w:type="dxa"/>
+              <w:right w:w="150" w:type="dxa"/>
+            </w:tcMar>
+            <w:vAlign w:val="top"/>
+          </w:tcPr>
+          <w:p>
+            <w:pPr>
+              <w:rPr>
+                <w:color w:val="1a1a1a"/>
+              </w:rPr>
+            </w:pPr>
+            <w:r>
+              <w:rPr>
+                <w:rFonts w:hint="eastAsia" w:ascii="SimSun" w:hAnsi="SimSun" w:eastAsia="SimSun" w:cs="SimSun"/>
+                <w:color w:val="1a1a1a"/>
+                <w:sz w:val="21"/>
+              </w:rPr>
+              <w:t>输出目录含中文时，变化预览图正常生成、落盘命名正确并可预览</w:t>
+            </w:r>
+          </w:p>
+        </w:tc>
+        <w:tc>
+          <w:tcPr>
+            <w:tcW w:w="996" w:type="dxa"/>
+            <w:tcBorders>
+              <w:top w:val="single" w:color="c9d2de" w:sz="6"/>
+              <w:left w:val="single" w:color="c9d2de" w:sz="6"/>
+              <w:bottom w:val="single" w:color="c9d2de" w:sz="6"/>
+              <w:right w:val="single" w:color="c9d2de" w:sz="6"/>
+            </w:tcBorders>
+            <w:shd w:val="clear" w:fill="f2f5f9"/>
+            <w:tcMar>
+              <w:top w:w="90" w:type="dxa"/>
+              <w:left w:w="150" w:type="dxa"/>
+              <w:bottom w:w="90" w:type="dxa"/>
+              <w:right w:w="150" w:type="dxa"/>
+            </w:tcMar>
+            <w:vAlign w:val="top"/>
+          </w:tcPr>
+          <w:p>
+            <w:pPr>
+              <w:rPr>
+                <w:color w:val="1a1a1a"/>
+              </w:rPr>
+            </w:pPr>
+            <w:r>
+              <w:rPr>
+                <w:rFonts w:hint="eastAsia" w:ascii="SimSun" w:hAnsi="SimSun" w:eastAsia="SimSun" w:cs="SimSun"/>
+                <w:color w:val="1a1a1a"/>
+                <w:sz w:val="21"/>
+              </w:rPr>
+              <w:t>通过</w:t>
+            </w:r>
+          </w:p>
+        </w:tc>
+      </w:tr>
     </w:tbl>
     <w:p>
       <w:pPr>
@@ -6334,7 +6848,7 @@
           <w:color w:val="1a1a1a"/>
           <w:sz w:val="24"/>
         </w:rPr>
-        <w:t>界面回归以 Playwright 无头浏览器执行，模拟完整操作流并断言关键行为，覆盖 1360×900 与 1080×700 两种常规窗口尺寸：</w:t>
+        <w:t>界面回归以 Playwright 无头浏览器执行，模拟完整操作流并断言关键行为，覆盖 1360×900、1180×760 与 1024×700（窄窗）三种窗口尺寸：</w:t>
       </w:r>
     </w:p>
     <w:tbl>
@@ -7706,6 +8220,411 @@
                 <w:sz w:val="21"/>
               </w:rPr>
               <w:t>运行中/完成/失败三态在进度、日志、结果区均有对应反馈</w:t>
+            </w:r>
+          </w:p>
+        </w:tc>
+        <w:tc>
+          <w:tcPr>
+            <w:tcW w:w="996" w:type="dxa"/>
+            <w:tcBorders>
+              <w:top w:val="single" w:color="c9d2de" w:sz="6"/>
+              <w:left w:val="single" w:color="c9d2de" w:sz="6"/>
+              <w:bottom w:val="single" w:color="c9d2de" w:sz="6"/>
+              <w:right w:val="single" w:color="c9d2de" w:sz="6"/>
+            </w:tcBorders>
+            <w:tcMar>
+              <w:top w:w="90" w:type="dxa"/>
+              <w:left w:w="150" w:type="dxa"/>
+              <w:bottom w:w="90" w:type="dxa"/>
+              <w:right w:w="150" w:type="dxa"/>
+            </w:tcMar>
+            <w:vAlign w:val="top"/>
+          </w:tcPr>
+          <w:p>
+            <w:pPr>
+              <w:rPr>
+                <w:color w:val="1a1a1a"/>
+              </w:rPr>
+            </w:pPr>
+            <w:r>
+              <w:rPr>
+                <w:rFonts w:hint="eastAsia" w:ascii="SimSun" w:hAnsi="SimSun" w:eastAsia="SimSun" w:cs="SimSun"/>
+                <w:color w:val="1a1a1a"/>
+                <w:sz w:val="21"/>
+              </w:rPr>
+              <w:t>通过</w:t>
+            </w:r>
+          </w:p>
+        </w:tc>
+      </w:tr>
+      <w:tr>
+        <w:trPr/>
+        <w:tc>
+          <w:tcPr>
+            <w:tcW w:w="996" w:type="dxa"/>
+            <w:tcBorders>
+              <w:top w:val="single" w:color="c9d2de" w:sz="6"/>
+              <w:left w:val="single" w:color="c9d2de" w:sz="6"/>
+              <w:bottom w:val="single" w:color="c9d2de" w:sz="6"/>
+              <w:right w:val="single" w:color="c9d2de" w:sz="6"/>
+            </w:tcBorders>
+            <w:tcMar>
+              <w:top w:w="90" w:type="dxa"/>
+              <w:left w:w="150" w:type="dxa"/>
+              <w:bottom w:w="90" w:type="dxa"/>
+              <w:right w:w="150" w:type="dxa"/>
+            </w:tcMar>
+            <w:vAlign w:val="top"/>
+          </w:tcPr>
+          <w:p>
+            <w:pPr>
+              <w:rPr>
+                <w:color w:val="1a1a1a"/>
+              </w:rPr>
+            </w:pPr>
+            <w:r>
+              <w:rPr>
+                <w:rFonts w:ascii="SimSun" w:hAnsi="SimSun" w:eastAsia="SimSun" w:cs="SimSun"/>
+                <w:color w:val="1a1a1a"/>
+                <w:sz w:val="21"/>
+              </w:rPr>
+              <w:t>T-410</w:t>
+            </w:r>
+          </w:p>
+        </w:tc>
+        <w:tc>
+          <w:tcPr>
+            <w:tcW w:w="1827" w:type="dxa"/>
+            <w:tcBorders>
+              <w:top w:val="single" w:color="c9d2de" w:sz="6"/>
+              <w:left w:val="single" w:color="c9d2de" w:sz="6"/>
+              <w:bottom w:val="single" w:color="c9d2de" w:sz="6"/>
+              <w:right w:val="single" w:color="c9d2de" w:sz="6"/>
+            </w:tcBorders>
+            <w:tcMar>
+              <w:top w:w="90" w:type="dxa"/>
+              <w:left w:w="150" w:type="dxa"/>
+              <w:bottom w:w="90" w:type="dxa"/>
+              <w:right w:w="150" w:type="dxa"/>
+            </w:tcMar>
+            <w:vAlign w:val="top"/>
+          </w:tcPr>
+          <w:p>
+            <w:pPr>
+              <w:rPr>
+                <w:color w:val="1a1a1a"/>
+              </w:rPr>
+            </w:pPr>
+            <w:r>
+              <w:rPr>
+                <w:rFonts w:hint="eastAsia" w:ascii="SimSun" w:hAnsi="SimSun" w:eastAsia="SimSun" w:cs="SimSun"/>
+                <w:color w:val="1a1a1a"/>
+                <w:sz w:val="21"/>
+              </w:rPr>
+              <w:t>统计卡与进度卡排布</w:t>
+            </w:r>
+          </w:p>
+        </w:tc>
+        <w:tc>
+          <w:tcPr>
+            <w:tcW w:w="4487" w:type="dxa"/>
+            <w:tcBorders>
+              <w:top w:val="single" w:color="c9d2de" w:sz="6"/>
+              <w:left w:val="single" w:color="c9d2de" w:sz="6"/>
+              <w:bottom w:val="single" w:color="c9d2de" w:sz="6"/>
+              <w:right w:val="single" w:color="c9d2de" w:sz="6"/>
+            </w:tcBorders>
+            <w:tcMar>
+              <w:top w:w="90" w:type="dxa"/>
+              <w:left w:w="150" w:type="dxa"/>
+              <w:bottom w:w="90" w:type="dxa"/>
+              <w:right w:w="150" w:type="dxa"/>
+            </w:tcMar>
+            <w:vAlign w:val="top"/>
+          </w:tcPr>
+          <w:p>
+            <w:pPr>
+              <w:rPr>
+                <w:color w:val="1a1a1a"/>
+              </w:rPr>
+            </w:pPr>
+            <w:r>
+              <w:rPr>
+                <w:rFonts w:hint="eastAsia" w:ascii="SimSun" w:hAnsi="SimSun" w:eastAsia="SimSun" w:cs="SimSun"/>
+                <w:color w:val="1a1a1a"/>
+                <w:sz w:val="21"/>
+              </w:rPr>
+              <w:t>比对统计卡、车载进度卡在三种窗口尺寸下均为单行四列，不折行</w:t>
+            </w:r>
+          </w:p>
+        </w:tc>
+        <w:tc>
+          <w:tcPr>
+            <w:tcW w:w="996" w:type="dxa"/>
+            <w:tcBorders>
+              <w:top w:val="single" w:color="c9d2de" w:sz="6"/>
+              <w:left w:val="single" w:color="c9d2de" w:sz="6"/>
+              <w:bottom w:val="single" w:color="c9d2de" w:sz="6"/>
+              <w:right w:val="single" w:color="c9d2de" w:sz="6"/>
+            </w:tcBorders>
+            <w:tcMar>
+              <w:top w:w="90" w:type="dxa"/>
+              <w:left w:w="150" w:type="dxa"/>
+              <w:bottom w:w="90" w:type="dxa"/>
+              <w:right w:w="150" w:type="dxa"/>
+            </w:tcMar>
+            <w:vAlign w:val="top"/>
+          </w:tcPr>
+          <w:p>
+            <w:pPr>
+              <w:rPr>
+                <w:color w:val="1a1a1a"/>
+              </w:rPr>
+            </w:pPr>
+            <w:r>
+              <w:rPr>
+                <w:rFonts w:hint="eastAsia" w:ascii="SimSun" w:hAnsi="SimSun" w:eastAsia="SimSun" w:cs="SimSun"/>
+                <w:color w:val="1a1a1a"/>
+                <w:sz w:val="21"/>
+              </w:rPr>
+              <w:t>通过</w:t>
+            </w:r>
+          </w:p>
+        </w:tc>
+      </w:tr>
+      <w:tr>
+        <w:trPr/>
+        <w:tc>
+          <w:tcPr>
+            <w:tcW w:w="996" w:type="dxa"/>
+            <w:tcBorders>
+              <w:top w:val="single" w:color="c9d2de" w:sz="6"/>
+              <w:left w:val="single" w:color="c9d2de" w:sz="6"/>
+              <w:bottom w:val="single" w:color="c9d2de" w:sz="6"/>
+              <w:right w:val="single" w:color="c9d2de" w:sz="6"/>
+            </w:tcBorders>
+            <w:tcMar>
+              <w:top w:w="90" w:type="dxa"/>
+              <w:left w:w="150" w:type="dxa"/>
+              <w:bottom w:w="90" w:type="dxa"/>
+              <w:right w:w="150" w:type="dxa"/>
+            </w:tcMar>
+            <w:vAlign w:val="top"/>
+          </w:tcPr>
+          <w:p>
+            <w:pPr>
+              <w:rPr>
+                <w:color w:val="1a1a1a"/>
+              </w:rPr>
+            </w:pPr>
+            <w:r>
+              <w:rPr>
+                <w:rFonts w:ascii="SimSun" w:hAnsi="SimSun" w:eastAsia="SimSun" w:cs="SimSun"/>
+                <w:color w:val="1a1a1a"/>
+                <w:sz w:val="21"/>
+              </w:rPr>
+              <w:t>T-411</w:t>
+            </w:r>
+          </w:p>
+        </w:tc>
+        <w:tc>
+          <w:tcPr>
+            <w:tcW w:w="1827" w:type="dxa"/>
+            <w:tcBorders>
+              <w:top w:val="single" w:color="c9d2de" w:sz="6"/>
+              <w:left w:val="single" w:color="c9d2de" w:sz="6"/>
+              <w:bottom w:val="single" w:color="c9d2de" w:sz="6"/>
+              <w:right w:val="single" w:color="c9d2de" w:sz="6"/>
+            </w:tcBorders>
+            <w:tcMar>
+              <w:top w:w="90" w:type="dxa"/>
+              <w:left w:w="150" w:type="dxa"/>
+              <w:bottom w:w="90" w:type="dxa"/>
+              <w:right w:w="150" w:type="dxa"/>
+            </w:tcMar>
+            <w:vAlign w:val="top"/>
+          </w:tcPr>
+          <w:p>
+            <w:pPr>
+              <w:rPr>
+                <w:color w:val="1a1a1a"/>
+              </w:rPr>
+            </w:pPr>
+            <w:r>
+              <w:rPr>
+                <w:rFonts w:hint="eastAsia" w:ascii="SimSun" w:hAnsi="SimSun" w:eastAsia="SimSun" w:cs="SimSun"/>
+                <w:color w:val="1a1a1a"/>
+                <w:sz w:val="21"/>
+              </w:rPr>
+              <w:t>窄窗数值可读性</w:t>
+            </w:r>
+          </w:p>
+        </w:tc>
+        <w:tc>
+          <w:tcPr>
+            <w:tcW w:w="4487" w:type="dxa"/>
+            <w:tcBorders>
+              <w:top w:val="single" w:color="c9d2de" w:sz="6"/>
+              <w:left w:val="single" w:color="c9d2de" w:sz="6"/>
+              <w:bottom w:val="single" w:color="c9d2de" w:sz="6"/>
+              <w:right w:val="single" w:color="c9d2de" w:sz="6"/>
+            </w:tcBorders>
+            <w:tcMar>
+              <w:top w:w="90" w:type="dxa"/>
+              <w:left w:w="150" w:type="dxa"/>
+              <w:bottom w:w="90" w:type="dxa"/>
+              <w:right w:w="150" w:type="dxa"/>
+            </w:tcMar>
+            <w:vAlign w:val="top"/>
+          </w:tcPr>
+          <w:p>
+            <w:pPr>
+              <w:rPr>
+                <w:color w:val="1a1a1a"/>
+              </w:rPr>
+            </w:pPr>
+            <w:r>
+              <w:rPr>
+                <w:rFonts w:hint="eastAsia" w:ascii="SimSun" w:hAnsi="SimSun" w:eastAsia="SimSun" w:cs="SimSun"/>
+                <w:color w:val="1a1a1a"/>
+                <w:sz w:val="21"/>
+              </w:rPr>
+              <w:t>1024 宽窗口下卡片标签与数值完整显示，无截断、无相互挤压</w:t>
+            </w:r>
+          </w:p>
+        </w:tc>
+        <w:tc>
+          <w:tcPr>
+            <w:tcW w:w="996" w:type="dxa"/>
+            <w:tcBorders>
+              <w:top w:val="single" w:color="c9d2de" w:sz="6"/>
+              <w:left w:val="single" w:color="c9d2de" w:sz="6"/>
+              <w:bottom w:val="single" w:color="c9d2de" w:sz="6"/>
+              <w:right w:val="single" w:color="c9d2de" w:sz="6"/>
+            </w:tcBorders>
+            <w:tcMar>
+              <w:top w:w="90" w:type="dxa"/>
+              <w:left w:w="150" w:type="dxa"/>
+              <w:bottom w:w="90" w:type="dxa"/>
+              <w:right w:w="150" w:type="dxa"/>
+            </w:tcMar>
+            <w:vAlign w:val="top"/>
+          </w:tcPr>
+          <w:p>
+            <w:pPr>
+              <w:rPr>
+                <w:color w:val="1a1a1a"/>
+              </w:rPr>
+            </w:pPr>
+            <w:r>
+              <w:rPr>
+                <w:rFonts w:hint="eastAsia" w:ascii="SimSun" w:hAnsi="SimSun" w:eastAsia="SimSun" w:cs="SimSun"/>
+                <w:color w:val="1a1a1a"/>
+                <w:sz w:val="21"/>
+              </w:rPr>
+              <w:t>通过</w:t>
+            </w:r>
+          </w:p>
+        </w:tc>
+      </w:tr>
+      <w:tr>
+        <w:trPr/>
+        <w:tc>
+          <w:tcPr>
+            <w:tcW w:w="996" w:type="dxa"/>
+            <w:tcBorders>
+              <w:top w:val="single" w:color="c9d2de" w:sz="6"/>
+              <w:left w:val="single" w:color="c9d2de" w:sz="6"/>
+              <w:bottom w:val="single" w:color="c9d2de" w:sz="6"/>
+              <w:right w:val="single" w:color="c9d2de" w:sz="6"/>
+            </w:tcBorders>
+            <w:tcMar>
+              <w:top w:w="90" w:type="dxa"/>
+              <w:left w:w="150" w:type="dxa"/>
+              <w:bottom w:w="90" w:type="dxa"/>
+              <w:right w:w="150" w:type="dxa"/>
+            </w:tcMar>
+            <w:vAlign w:val="top"/>
+          </w:tcPr>
+          <w:p>
+            <w:pPr>
+              <w:rPr>
+                <w:color w:val="1a1a1a"/>
+              </w:rPr>
+            </w:pPr>
+            <w:r>
+              <w:rPr>
+                <w:rFonts w:ascii="SimSun" w:hAnsi="SimSun" w:eastAsia="SimSun" w:cs="SimSun"/>
+                <w:color w:val="1a1a1a"/>
+                <w:sz w:val="21"/>
+              </w:rPr>
+              <w:t>T-412</w:t>
+            </w:r>
+          </w:p>
+        </w:tc>
+        <w:tc>
+          <w:tcPr>
+            <w:tcW w:w="1827" w:type="dxa"/>
+            <w:tcBorders>
+              <w:top w:val="single" w:color="c9d2de" w:sz="6"/>
+              <w:left w:val="single" w:color="c9d2de" w:sz="6"/>
+              <w:bottom w:val="single" w:color="c9d2de" w:sz="6"/>
+              <w:right w:val="single" w:color="c9d2de" w:sz="6"/>
+            </w:tcBorders>
+            <w:tcMar>
+              <w:top w:w="90" w:type="dxa"/>
+              <w:left w:w="150" w:type="dxa"/>
+              <w:bottom w:w="90" w:type="dxa"/>
+              <w:right w:w="150" w:type="dxa"/>
+            </w:tcMar>
+            <w:vAlign w:val="top"/>
+          </w:tcPr>
+          <w:p>
+            <w:pPr>
+              <w:rPr>
+                <w:color w:val="1a1a1a"/>
+              </w:rPr>
+            </w:pPr>
+            <w:r>
+              <w:rPr>
+                <w:rFonts w:hint="eastAsia" w:ascii="SimSun" w:hAnsi="SimSun" w:eastAsia="SimSun" w:cs="SimSun"/>
+                <w:color w:val="1a1a1a"/>
+                <w:sz w:val="21"/>
+              </w:rPr>
+              <w:t>结果区预览图唯一</w:t>
+            </w:r>
+          </w:p>
+        </w:tc>
+        <w:tc>
+          <w:tcPr>
+            <w:tcW w:w="4487" w:type="dxa"/>
+            <w:tcBorders>
+              <w:top w:val="single" w:color="c9d2de" w:sz="6"/>
+              <w:left w:val="single" w:color="c9d2de" w:sz="6"/>
+              <w:bottom w:val="single" w:color="c9d2de" w:sz="6"/>
+              <w:right w:val="single" w:color="c9d2de" w:sz="6"/>
+            </w:tcBorders>
+            <w:tcMar>
+              <w:top w:w="90" w:type="dxa"/>
+              <w:left w:w="150" w:type="dxa"/>
+              <w:bottom w:w="90" w:type="dxa"/>
+              <w:right w:w="150" w:type="dxa"/>
+            </w:tcMar>
+            <w:vAlign w:val="top"/>
+          </w:tcPr>
+          <w:p>
+            <w:pPr>
+              <w:rPr>
+                <w:color w:val="1a1a1a"/>
+              </w:rPr>
+            </w:pPr>
+            <w:r>
+              <w:rPr>
+                <w:rFonts w:hint="eastAsia" w:ascii="SimSun" w:hAnsi="SimSun" w:eastAsia="SimSun" w:cs="SimSun"/>
+                <w:color w:val="1a1a1a"/>
+                <w:sz w:val="21"/>
+              </w:rPr>
+              <w:t>任务完成后结果区仅呈现一张预览图；连续多轮状态刷新不产生重复图</w:t>
             </w:r>
           </w:p>
         </w:tc>
@@ -8944,7 +9863,7 @@
           <w:color w:val="1a1a1a"/>
           <w:sz w:val="24"/>
         </w:rPr>
-        <w:t>打包产物内置自检在发布前逐项执行，v0.5.1 执行结果全部通过：</w:t>
+        <w:t>打包产物内置自检在发布前逐项执行，v0.5.3 执行结果全部通过：</w:t>
       </w:r>
     </w:p>
     <w:tbl>
@@ -9492,7 +10411,7 @@
                 <w:color w:val="1a1a1a"/>
                 <w:sz w:val="21"/>
               </w:rPr>
-              <w:t>掩膜像素 3,413,775，影像 53037×79277</w:t>
+              <w:t>掩膜像素 4,315,744，2048×2048 标线样本（真实 DOM 全量结果见 P-102）</w:t>
             </w:r>
           </w:p>
         </w:tc>
@@ -9923,7 +10842,7 @@
           <w:color w:val="1a1a1a"/>
           <w:sz w:val="24"/>
         </w:rPr>
-        <w:t>版本标签 v0.5.1 触发的 CI 构建成功（约 8 分钟），GitHub Release 附带以下交付包：</w:t>
+        <w:t>版本标签 v0.5.3 触发的 CI 构建成功（约 7.5 分钟），GitHub Release 附带以下交付包：</w:t>
       </w:r>
     </w:p>
     <w:tbl>
@@ -10158,7 +11077,7 @@
                 <w:color w:val="1a1a1a"/>
                 <w:sz w:val="21"/>
               </w:rPr>
-              <w:t>约 174 MB</w:t>
+              <w:t>约 175 MB</w:t>
             </w:r>
           </w:p>
         </w:tc>
@@ -10345,7 +11264,7 @@
           <w:color w:val="1a1a1a"/>
           <w:sz w:val="24"/>
         </w:rPr>
-        <w:t>v0.5.1 版本按测试计划完成功能测试（24 项）、界面自动化回归（9 项）、性能测试（5 项）与打包发布验证，全部通过。三大业务流程在真实数据上端到端运行正确，成果格式与坐标系满足既有 GIS 体系入库要求，双平台交付包完整可用。</w:t>
+        <w:t>v0.5.3 版本按测试计划完成功能测试（27 项）、界面自动化回归（12 项）、性能测试（5 项）与打包发布验证，全部通过。三大业务流程在真实数据上端到端运行正确，成果格式与坐标系满足既有 GIS 体系入库要求，双平台交付包完整可用。</w:t>
       </w:r>
     </w:p>
     <w:p>

--- a/docs/众源感知解译工具测试文档.docx
+++ b/docs/众源感知解译工具测试文档.docx
@@ -123,7 +123,7 @@
                 <w:color w:val="1a1a1a"/>
                 <w:sz w:val="22"/>
               </w:rPr>
-              <w:t>v0.5.3</w:t>
+              <w:t>v0.5.4</w:t>
             </w:r>
           </w:p>
         </w:tc>
@@ -826,7 +826,7 @@
           <w:color w:val="1a1a1a"/>
           <w:sz w:val="24"/>
         </w:rPr>
-        <w:t>验证 v0.5.3 版本在车载影像解译、正射影像标线提取、变化比对三大功能上的正确性与稳定性，验证成果格式的可用性与双平台交付包的完整性，为版本发布提供依据。</w:t>
+        <w:t>验证 v0.5.4 版本在车载影像解译、正射影像标线提取、变化比对三大功能上的正确性与稳定性，验证成果格式的可用性与双平台交付包的完整性，为版本发布提供依据。</w:t>
       </w:r>
     </w:p>
     <w:p>
@@ -8662,6 +8662,141 @@
           </w:p>
         </w:tc>
       </w:tr>
+      <w:tr>
+        <w:trPr/>
+        <w:tc>
+          <w:tcPr>
+            <w:tcW w:w="996" w:type="dxa"/>
+            <w:tcBorders>
+              <w:top w:val="single" w:color="c9d2de" w:sz="6"/>
+              <w:left w:val="single" w:color="c9d2de" w:sz="6"/>
+              <w:bottom w:val="single" w:color="c9d2de" w:sz="6"/>
+              <w:right w:val="single" w:color="c9d2de" w:sz="6"/>
+            </w:tcBorders>
+            <w:tcMar>
+              <w:top w:w="90" w:type="dxa"/>
+              <w:left w:w="150" w:type="dxa"/>
+              <w:bottom w:w="90" w:type="dxa"/>
+              <w:right w:w="150" w:type="dxa"/>
+            </w:tcMar>
+            <w:vAlign w:val="top"/>
+          </w:tcPr>
+          <w:p>
+            <w:pPr>
+              <w:rPr>
+                <w:color w:val="1a1a1a"/>
+              </w:rPr>
+            </w:pPr>
+            <w:r>
+              <w:rPr>
+                <w:rFonts w:ascii="SimSun" w:hAnsi="SimSun" w:eastAsia="SimSun" w:cs="SimSun"/>
+                <w:color w:val="1a1a1a"/>
+                <w:sz w:val="21"/>
+              </w:rPr>
+              <w:t>T-413</w:t>
+            </w:r>
+          </w:p>
+        </w:tc>
+        <w:tc>
+          <w:tcPr>
+            <w:tcW w:w="1827" w:type="dxa"/>
+            <w:tcBorders>
+              <w:top w:val="single" w:color="c9d2de" w:sz="6"/>
+              <w:left w:val="single" w:color="c9d2de" w:sz="6"/>
+              <w:bottom w:val="single" w:color="c9d2de" w:sz="6"/>
+              <w:right w:val="single" w:color="c9d2de" w:sz="6"/>
+            </w:tcBorders>
+            <w:tcMar>
+              <w:top w:w="90" w:type="dxa"/>
+              <w:left w:w="150" w:type="dxa"/>
+              <w:bottom w:w="90" w:type="dxa"/>
+              <w:right w:w="150" w:type="dxa"/>
+            </w:tcMar>
+            <w:vAlign w:val="top"/>
+          </w:tcPr>
+          <w:p>
+            <w:pPr>
+              <w:rPr>
+                <w:color w:val="1a1a1a"/>
+              </w:rPr>
+            </w:pPr>
+            <w:r>
+              <w:rPr>
+                <w:rFonts w:hint="eastAsia" w:ascii="SimSun" w:hAnsi="SimSun" w:eastAsia="SimSun" w:cs="SimSun"/>
+                <w:color w:val="1a1a1a"/>
+                <w:sz w:val="21"/>
+              </w:rPr>
+              <w:t>退出确认</w:t>
+            </w:r>
+          </w:p>
+        </w:tc>
+        <w:tc>
+          <w:tcPr>
+            <w:tcW w:w="4487" w:type="dxa"/>
+            <w:tcBorders>
+              <w:top w:val="single" w:color="c9d2de" w:sz="6"/>
+              <w:left w:val="single" w:color="c9d2de" w:sz="6"/>
+              <w:bottom w:val="single" w:color="c9d2de" w:sz="6"/>
+              <w:right w:val="single" w:color="c9d2de" w:sz="6"/>
+            </w:tcBorders>
+            <w:tcMar>
+              <w:top w:w="90" w:type="dxa"/>
+              <w:left w:w="150" w:type="dxa"/>
+              <w:bottom w:w="90" w:type="dxa"/>
+              <w:right w:w="150" w:type="dxa"/>
+            </w:tcMar>
+            <w:vAlign w:val="top"/>
+          </w:tcPr>
+          <w:p>
+            <w:pPr>
+              <w:rPr>
+                <w:color w:val="1a1a1a"/>
+              </w:rPr>
+            </w:pPr>
+            <w:r>
+              <w:rPr>
+                <w:rFonts w:hint="eastAsia" w:ascii="SimSun" w:hAnsi="SimSun" w:eastAsia="SimSun" w:cs="SimSun"/>
+                <w:color w:val="1a1a1a"/>
+                <w:sz w:val="21"/>
+              </w:rPr>
+              <w:t>点击窗口关闭按钮弹出系统确认提示，文案为中文；选择「取消」窗口保留，选择「退出」进程正常结束</w:t>
+            </w:r>
+          </w:p>
+        </w:tc>
+        <w:tc>
+          <w:tcPr>
+            <w:tcW w:w="996" w:type="dxa"/>
+            <w:tcBorders>
+              <w:top w:val="single" w:color="c9d2de" w:sz="6"/>
+              <w:left w:val="single" w:color="c9d2de" w:sz="6"/>
+              <w:bottom w:val="single" w:color="c9d2de" w:sz="6"/>
+              <w:right w:val="single" w:color="c9d2de" w:sz="6"/>
+            </w:tcBorders>
+            <w:tcMar>
+              <w:top w:w="90" w:type="dxa"/>
+              <w:left w:w="150" w:type="dxa"/>
+              <w:bottom w:w="90" w:type="dxa"/>
+              <w:right w:w="150" w:type="dxa"/>
+            </w:tcMar>
+            <w:vAlign w:val="top"/>
+          </w:tcPr>
+          <w:p>
+            <w:pPr>
+              <w:rPr>
+                <w:color w:val="1a1a1a"/>
+              </w:rPr>
+            </w:pPr>
+            <w:r>
+              <w:rPr>
+                <w:rFonts w:hint="eastAsia" w:ascii="SimSun" w:hAnsi="SimSun" w:eastAsia="SimSun" w:cs="SimSun"/>
+                <w:color w:val="1a1a1a"/>
+                <w:sz w:val="21"/>
+              </w:rPr>
+              <w:t>通过</w:t>
+            </w:r>
+          </w:p>
+        </w:tc>
+      </w:tr>
     </w:tbl>
     <w:p>
       <w:pPr>
@@ -9863,7 +9998,7 @@
           <w:color w:val="1a1a1a"/>
           <w:sz w:val="24"/>
         </w:rPr>
-        <w:t>打包产物内置自检在发布前逐项执行，v0.5.3 执行结果全部通过：</w:t>
+        <w:t>打包产物内置自检在发布前逐项执行，v0.5.4 执行结果全部通过：</w:t>
       </w:r>
     </w:p>
     <w:tbl>
@@ -10842,7 +10977,7 @@
           <w:color w:val="1a1a1a"/>
           <w:sz w:val="24"/>
         </w:rPr>
-        <w:t>版本标签 v0.5.3 触发的 CI 构建成功（约 7.5 分钟），GitHub Release 附带以下交付包：</w:t>
+        <w:t>版本标签 v0.5.4 触发的 CI 构建成功（约 7.5 分钟），GitHub Release 附带以下交付包：</w:t>
       </w:r>
     </w:p>
     <w:tbl>
@@ -11264,7 +11399,7 @@
           <w:color w:val="1a1a1a"/>
           <w:sz w:val="24"/>
         </w:rPr>
-        <w:t>v0.5.3 版本按测试计划完成功能测试（27 项）、界面自动化回归（12 项）、性能测试（5 项）与打包发布验证，全部通过。三大业务流程在真实数据上端到端运行正确，成果格式与坐标系满足既有 GIS 体系入库要求，双平台交付包完整可用。</w:t>
+        <w:t>v0.5.4 版本按测试计划完成功能测试（27 项）、界面自动化回归（13 项）、性能测试（5 项）与打包发布验证，全部通过。三大业务流程在真实数据上端到端运行正确，成果格式与坐标系满足既有 GIS 体系入库要求，双平台交付包完整可用。</w:t>
       </w:r>
     </w:p>
     <w:p>
